--- a/Client Web/Développement de client Web avancé - SmartCity.docx
+++ b/Client Web/Développement de client Web avancé - SmartCity.docx
@@ -501,7 +501,7 @@
               </wp:anchor>
             </w:drawing>
           </mc:Choice>
-          <mc:Fallback xmlns:oel="http://schemas.microsoft.com/office/2019/extlst" xmlns:w16du="http://schemas.microsoft.com/office/word/2023/wordml/word16du">
+          <mc:Fallback xmlns:w16du="http://schemas.microsoft.com/office/word/2023/wordml/word16du" xmlns:oel="http://schemas.microsoft.com/office/2019/extlst">
             <w:pict>
               <v:group w14:anchorId="7E4E8AC4" id="Groupe 3" o:spid="_x0000_s1026" style="position:absolute;margin-left:-73.8pt;margin-top:-73.8pt;width:615pt;height:83.4pt;rotation:180;z-index:251660288;mso-width-relative:margin;mso-height-relative:margin" coordorigin=",16240" coordsize="75596,15749" o:gfxdata="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">
                 <v:shape id="Rectangle 26" o:spid="_x0000_s1027" style="position:absolute;top:20772;width:75596;height:11063;visibility:visible;mso-wrap-style:square;v-text-anchor:middle" coordsize="7559883,1934355" o:gfxdata="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" path="m,701227c587829,573090,933145,739067,1225154,878039v586791,266069,1269349,887391,2332919,822448c5264988,1508883,6226881,333087,7559883,r-2805,1934355l,1934355,,701227xe" fillcolor="#d8d8d8 [2732]" stroked="f" strokeweight="1pt">
@@ -1235,7 +1235,7 @@
               </wp:anchor>
             </w:drawing>
           </mc:Choice>
-          <mc:Fallback xmlns:oel="http://schemas.microsoft.com/office/2019/extlst" xmlns:w16du="http://schemas.microsoft.com/office/word/2023/wordml/word16du">
+          <mc:Fallback xmlns:w16du="http://schemas.microsoft.com/office/word/2023/wordml/word16du" xmlns:oel="http://schemas.microsoft.com/office/2019/extlst">
             <w:pict>
               <v:group w14:anchorId="56E3AE5C" id="Groupe 3" o:spid="_x0000_s1026" style="position:absolute;margin-left:-73.8pt;margin-top:37.9pt;width:615pt;height:169.4pt;z-index:251659264;mso-width-relative:margin;mso-height-relative:margin" coordsize="75598,31989" o:gfxdata="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">
                 <v:shape id="Rectangle 26" o:spid="_x0000_s1027" style="position:absolute;top:12492;width:75598;height:19343;visibility:visible;mso-wrap-style:square;v-text-anchor:middle" coordsize="7559883,1934355" o:gfxdata="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" path="m,701227c587829,573090,933145,739067,1225154,878039v586791,266069,1269349,887391,2332919,822448c5264988,1508883,6226881,333087,7559883,r-2805,1934355l,1934355,,701227xe" fillcolor="#d8d8d8 [2732]" stroked="f" strokeweight="1pt">
@@ -1610,7 +1610,7 @@
         </w:sectPr>
       </w:pPr>
     </w:p>
-    <w:bookmarkStart w:id="0" w:name="_Toc185523251" w:displacedByCustomXml="next"/>
+    <w:bookmarkStart w:id="0" w:name="_Toc185585222" w:displacedByCustomXml="next"/>
     <w:sdt>
       <w:sdtPr>
         <w:rPr>
@@ -1688,7 +1688,7 @@
             </w:rPr>
             <w:fldChar w:fldCharType="separate"/>
           </w:r>
-          <w:hyperlink w:anchor="_Toc185523251" w:history="1">
+          <w:hyperlink w:anchor="_Toc185585222" w:history="1">
             <w:r>
               <w:rPr>
                 <w:rStyle w:val="Hyperlink"/>
@@ -1715,7 +1715,7 @@
                 <w:noProof/>
                 <w:webHidden/>
               </w:rPr>
-              <w:instrText xml:space="preserve"> PAGEREF _Toc185523251 \h </w:instrText>
+              <w:instrText xml:space="preserve"> PAGEREF _Toc185585222 \h </w:instrText>
             </w:r>
             <w:r>
               <w:rPr>
@@ -1766,7 +1766,7 @@
               <w14:ligatures w14:val="none"/>
             </w:rPr>
           </w:pPr>
-          <w:hyperlink w:anchor="_Toc185523252" w:history="1">
+          <w:hyperlink w:anchor="_Toc185585223" w:history="1">
             <w:r>
               <w:rPr>
                 <w:rStyle w:val="Hyperlink"/>
@@ -1815,7 +1815,7 @@
                 <w:noProof/>
                 <w:webHidden/>
               </w:rPr>
-              <w:instrText xml:space="preserve"> PAGEREF _Toc185523252 \h </w:instrText>
+              <w:instrText xml:space="preserve"> PAGEREF _Toc185585223 \h </w:instrText>
             </w:r>
             <w:r>
               <w:rPr>
@@ -1866,7 +1866,7 @@
               <w14:ligatures w14:val="none"/>
             </w:rPr>
           </w:pPr>
-          <w:hyperlink w:anchor="_Toc185523253" w:history="1">
+          <w:hyperlink w:anchor="_Toc185585224" w:history="1">
             <w:r>
               <w:rPr>
                 <w:rStyle w:val="Hyperlink"/>
@@ -1915,7 +1915,7 @@
                 <w:noProof/>
                 <w:webHidden/>
               </w:rPr>
-              <w:instrText xml:space="preserve"> PAGEREF _Toc185523253 \h </w:instrText>
+              <w:instrText xml:space="preserve"> PAGEREF _Toc185585224 \h </w:instrText>
             </w:r>
             <w:r>
               <w:rPr>
@@ -1966,7 +1966,7 @@
               <w14:ligatures w14:val="none"/>
             </w:rPr>
           </w:pPr>
-          <w:hyperlink w:anchor="_Toc185523254" w:history="1">
+          <w:hyperlink w:anchor="_Toc185585225" w:history="1">
             <w:r>
               <w:rPr>
                 <w:rStyle w:val="Hyperlink"/>
@@ -2015,7 +2015,7 @@
                 <w:noProof/>
                 <w:webHidden/>
               </w:rPr>
-              <w:instrText xml:space="preserve"> PAGEREF _Toc185523254 \h </w:instrText>
+              <w:instrText xml:space="preserve"> PAGEREF _Toc185585225 \h </w:instrText>
             </w:r>
             <w:r>
               <w:rPr>
@@ -2066,7 +2066,7 @@
               <w14:ligatures w14:val="none"/>
             </w:rPr>
           </w:pPr>
-          <w:hyperlink w:anchor="_Toc185523255" w:history="1">
+          <w:hyperlink w:anchor="_Toc185585226" w:history="1">
             <w:r>
               <w:rPr>
                 <w:rStyle w:val="Hyperlink"/>
@@ -2115,7 +2115,7 @@
                 <w:noProof/>
                 <w:webHidden/>
               </w:rPr>
-              <w:instrText xml:space="preserve"> PAGEREF _Toc185523255 \h </w:instrText>
+              <w:instrText xml:space="preserve"> PAGEREF _Toc185585226 \h </w:instrText>
             </w:r>
             <w:r>
               <w:rPr>
@@ -2179,7 +2179,7 @@
       <w:pPr>
         <w:pStyle w:val="Heading1"/>
       </w:pPr>
-      <w:bookmarkStart w:id="1" w:name="_Toc185523252"/>
+      <w:bookmarkStart w:id="1" w:name="_Toc185585223"/>
       <w:r>
         <w:lastRenderedPageBreak/>
         <w:t>Points forts</w:t>
@@ -2212,18 +2212,16 @@
           <w:szCs w:val="26"/>
           <w:lang w:val="fr-BE"/>
         </w:rPr>
-        <w:t xml:space="preserve">Sécurisation des données sensibles dans la </w:t>
+        <w:t>Graphisme épur</w:t>
       </w:r>
-      <w:proofErr w:type="spellStart"/>
       <w:r>
         <w:rPr>
           <w:sz w:val="26"/>
           <w:szCs w:val="26"/>
           <w:lang w:val="fr-BE"/>
         </w:rPr>
-        <w:t>DataBase</w:t>
+        <w:t>é</w:t>
       </w:r>
-      <w:proofErr w:type="spellEnd"/>
     </w:p>
     <w:p>
       <w:pPr>
@@ -2244,23 +2242,7 @@
           <w:szCs w:val="26"/>
           <w:lang w:val="fr-BE"/>
         </w:rPr>
-        <w:t xml:space="preserve">Nombres de routes en nombre et cohérentes </w:t>
-      </w:r>
-      <w:r>
-        <w:rPr>
-          <w:sz w:val="26"/>
-          <w:szCs w:val="26"/>
-          <w:lang w:val="fr-BE"/>
-        </w:rPr>
-        <w:sym w:font="Wingdings" w:char="F0E8"/>
-      </w:r>
-      <w:r>
-        <w:rPr>
-          <w:sz w:val="26"/>
-          <w:szCs w:val="26"/>
-          <w:lang w:val="fr-BE"/>
-        </w:rPr>
-        <w:t xml:space="preserve"> 1 seul appel à l’API par fonctionnalités prévues</w:t>
+        <w:t>Sécurisation des différentes routes avec redirection automatique</w:t>
       </w:r>
     </w:p>
     <w:p>
@@ -2276,13 +2258,39 @@
           <w:lang w:val="fr-BE"/>
         </w:rPr>
       </w:pPr>
+      <w:proofErr w:type="spellStart"/>
       <w:r>
         <w:rPr>
           <w:sz w:val="26"/>
           <w:szCs w:val="26"/>
           <w:lang w:val="fr-BE"/>
         </w:rPr>
-        <w:t>Présence de middleware en bon nombre pour vérifier les données reçues</w:t>
+        <w:t>Token</w:t>
+      </w:r>
+      <w:proofErr w:type="spellEnd"/>
+      <w:r>
+        <w:rPr>
+          <w:sz w:val="26"/>
+          <w:szCs w:val="26"/>
+          <w:lang w:val="fr-BE"/>
+        </w:rPr>
+        <w:t xml:space="preserve"> enregistré dans la session </w:t>
+      </w:r>
+      <w:r>
+        <w:rPr>
+          <w:sz w:val="26"/>
+          <w:szCs w:val="26"/>
+          <w:lang w:val="fr-BE"/>
+        </w:rPr>
+        <w:sym w:font="Wingdings" w:char="F0E0"/>
+      </w:r>
+      <w:r>
+        <w:rPr>
+          <w:sz w:val="26"/>
+          <w:szCs w:val="26"/>
+          <w:lang w:val="fr-BE"/>
+        </w:rPr>
+        <w:t xml:space="preserve"> sécurité </w:t>
       </w:r>
     </w:p>
     <w:p>
@@ -2304,7 +2312,7 @@
           <w:szCs w:val="26"/>
           <w:lang w:val="fr-BE"/>
         </w:rPr>
-        <w:t>Création d’une base de données avec vérification des données reçues</w:t>
+        <w:t>Multi-langues</w:t>
       </w:r>
     </w:p>
     <w:p>
@@ -2320,13 +2328,23 @@
           <w:lang w:val="fr-BE"/>
         </w:rPr>
       </w:pPr>
+      <w:proofErr w:type="spellStart"/>
       <w:r>
         <w:rPr>
           <w:sz w:val="26"/>
           <w:szCs w:val="26"/>
           <w:lang w:val="fr-BE"/>
         </w:rPr>
-        <w:t xml:space="preserve">Gestion des codes erreurs et des ROLLBACK de </w:t>
+        <w:t>Dark</w:t>
+      </w:r>
+      <w:proofErr w:type="spellEnd"/>
+      <w:r>
+        <w:rPr>
+          <w:sz w:val="26"/>
+          <w:szCs w:val="26"/>
+          <w:lang w:val="fr-BE"/>
+        </w:rPr>
+        <w:t xml:space="preserve"> </w:t>
       </w:r>
       <w:proofErr w:type="spellStart"/>
       <w:r>
@@ -2335,61 +2353,22 @@
           <w:szCs w:val="26"/>
           <w:lang w:val="fr-BE"/>
         </w:rPr>
-        <w:t>DataBase</w:t>
+        <w:t>Theme</w:t>
       </w:r>
       <w:proofErr w:type="spellEnd"/>
     </w:p>
     <w:p>
       <w:pPr>
-        <w:pStyle w:val="ListParagraph"/>
-        <w:numPr>
-          <w:ilvl w:val="0"/>
-          <w:numId w:val="34"/>
-        </w:numPr>
-        <w:rPr>
-          <w:sz w:val="26"/>
-          <w:szCs w:val="26"/>
-          <w:lang w:val="fr-BE"/>
-        </w:rPr>
-      </w:pPr>
-      <w:r>
-        <w:rPr>
-          <w:sz w:val="26"/>
-          <w:szCs w:val="26"/>
-          <w:lang w:val="fr-BE"/>
-        </w:rPr>
-        <w:t xml:space="preserve">Un fichier comprenant les tests Postman parcourant </w:t>
-      </w:r>
-      <w:r>
-        <w:rPr>
-          <w:sz w:val="26"/>
-          <w:szCs w:val="26"/>
-          <w:u w:val="single"/>
-          <w:lang w:val="fr-BE"/>
-        </w:rPr>
-        <w:t>l’entièreté</w:t>
-      </w:r>
-      <w:r>
-        <w:rPr>
-          <w:sz w:val="26"/>
-          <w:szCs w:val="26"/>
-          <w:lang w:val="fr-BE"/>
-        </w:rPr>
-        <w:t xml:space="preserve"> des routes créées</w:t>
-      </w:r>
+        <w:rPr>
+          <w:lang w:val="fr-BE"/>
+        </w:rPr>
+      </w:pPr>
     </w:p>
     <w:p>
       <w:pPr>
-        <w:rPr>
-          <w:lang w:val="fr-BE"/>
-        </w:rPr>
-      </w:pPr>
-    </w:p>
-    <w:p>
-      <w:pPr>
         <w:pStyle w:val="Heading1"/>
       </w:pPr>
-      <w:bookmarkStart w:id="2" w:name="_Toc185523253"/>
+      <w:bookmarkStart w:id="2" w:name="_Toc185585224"/>
       <w:r>
         <w:t>Points faibles</w:t>
       </w:r>
@@ -2419,7 +2398,7 @@
           <w:szCs w:val="26"/>
           <w:lang w:val="fr-BE"/>
         </w:rPr>
-        <w:t>Réponse « </w:t>
+        <w:t xml:space="preserve">Impossible de refaire un </w:t>
       </w:r>
       <w:proofErr w:type="spellStart"/>
       <w:r>
@@ -2428,7 +2407,7 @@
           <w:szCs w:val="26"/>
           <w:lang w:val="fr-BE"/>
         </w:rPr>
-        <w:t>true</w:t>
+        <w:t>add</w:t>
       </w:r>
       <w:proofErr w:type="spellEnd"/>
       <w:r>
@@ -2437,7 +2416,85 @@
           <w:szCs w:val="26"/>
           <w:lang w:val="fr-BE"/>
         </w:rPr>
-        <w:t> » de la base de données lors de l’update de quelque chose qui n’existe pas</w:t>
+        <w:t xml:space="preserve">/update si le précédent </w:t>
+      </w:r>
+      <w:proofErr w:type="spellStart"/>
+      <w:r>
+        <w:rPr>
+          <w:sz w:val="26"/>
+          <w:szCs w:val="26"/>
+          <w:lang w:val="fr-BE"/>
+        </w:rPr>
+        <w:t>add</w:t>
+      </w:r>
+      <w:proofErr w:type="spellEnd"/>
+      <w:r>
+        <w:rPr>
+          <w:sz w:val="26"/>
+          <w:szCs w:val="26"/>
+          <w:lang w:val="fr-BE"/>
+        </w:rPr>
+        <w:t xml:space="preserve">/update fait a créé une erreur </w:t>
+      </w:r>
+      <w:r>
+        <w:rPr>
+          <w:sz w:val="26"/>
+          <w:szCs w:val="26"/>
+          <w:lang w:val="fr-BE"/>
+        </w:rPr>
+        <w:sym w:font="Wingdings" w:char="F0E0"/>
+      </w:r>
+      <w:r>
+        <w:rPr>
+          <w:sz w:val="26"/>
+          <w:szCs w:val="26"/>
+          <w:lang w:val="fr-BE"/>
+        </w:rPr>
+        <w:t xml:space="preserve"> il faut attendre que le </w:t>
+      </w:r>
+      <w:proofErr w:type="spellStart"/>
+      <w:r>
+        <w:rPr>
+          <w:sz w:val="26"/>
+          <w:szCs w:val="26"/>
+          <w:lang w:val="fr-BE"/>
+        </w:rPr>
+        <w:t>fetch</w:t>
+      </w:r>
+      <w:proofErr w:type="spellEnd"/>
+      <w:r>
+        <w:rPr>
+          <w:sz w:val="26"/>
+          <w:szCs w:val="26"/>
+          <w:lang w:val="fr-BE"/>
+        </w:rPr>
+        <w:t xml:space="preserve"> &amp; </w:t>
+      </w:r>
+      <w:proofErr w:type="spellStart"/>
+      <w:r>
+        <w:rPr>
+          <w:sz w:val="26"/>
+          <w:szCs w:val="26"/>
+          <w:lang w:val="fr-BE"/>
+        </w:rPr>
+        <w:t>retry</w:t>
+      </w:r>
+      <w:proofErr w:type="spellEnd"/>
+      <w:r>
+        <w:rPr>
+          <w:sz w:val="26"/>
+          <w:szCs w:val="26"/>
+          <w:lang w:val="fr-BE"/>
+        </w:rPr>
+        <w:t xml:space="preserve"> précédent ait fin</w:t>
+      </w:r>
+      <w:r>
+        <w:rPr>
+          <w:sz w:val="26"/>
+          <w:szCs w:val="26"/>
+          <w:lang w:val="fr-BE"/>
+        </w:rPr>
+        <w:t>i</w:t>
       </w:r>
     </w:p>
     <w:p>
@@ -2457,7 +2514,7 @@
           <w:szCs w:val="26"/>
           <w:lang w:val="fr-BE"/>
         </w:rPr>
-        <w:t xml:space="preserve">Peu de vérification des données en lien avec celles existantes dans la </w:t>
+        <w:t>Pas de différence d’interpellation de l’utilisateur entre un champ « </w:t>
       </w:r>
       <w:proofErr w:type="spellStart"/>
       <w:r>
@@ -2466,7 +2523,7 @@
           <w:szCs w:val="26"/>
           <w:lang w:val="fr-BE"/>
         </w:rPr>
-        <w:t>DataBase</w:t>
+        <w:t>is</w:t>
       </w:r>
       <w:proofErr w:type="spellEnd"/>
       <w:r>
@@ -2477,21 +2534,23 @@
         </w:rPr>
         <w:t xml:space="preserve"> </w:t>
       </w:r>
+      <w:proofErr w:type="spellStart"/>
       <w:r>
         <w:rPr>
           <w:sz w:val="26"/>
           <w:szCs w:val="26"/>
           <w:lang w:val="fr-BE"/>
         </w:rPr>
-        <w:sym w:font="Wingdings" w:char="F0E0"/>
+        <w:t>required</w:t>
       </w:r>
+      <w:proofErr w:type="spellEnd"/>
       <w:r>
         <w:rPr>
           <w:sz w:val="26"/>
           <w:szCs w:val="26"/>
           <w:lang w:val="fr-BE"/>
         </w:rPr>
-        <w:t xml:space="preserve"> plusieurs contraintes sont effectuées uniquement dans la </w:t>
+        <w:t xml:space="preserve"> » et un champ « has </w:t>
       </w:r>
       <w:proofErr w:type="spellStart"/>
       <w:r>
@@ -2500,7 +2559,7 @@
           <w:szCs w:val="26"/>
           <w:lang w:val="fr-BE"/>
         </w:rPr>
-        <w:t>DataBase</w:t>
+        <w:t>wrong</w:t>
       </w:r>
       <w:proofErr w:type="spellEnd"/>
       <w:r>
@@ -2509,112 +2568,14 @@
           <w:szCs w:val="26"/>
           <w:lang w:val="fr-BE"/>
         </w:rPr>
-        <w:t> : ce qui empêche certaines redéfinitions de codes d’erreurs</w:t>
+        <w:t xml:space="preserve"> value » si la valeur entrée est simplement du mauvais type</w:t>
       </w:r>
     </w:p>
     <w:p>
       <w:pPr>
-        <w:pStyle w:val="ListParagraph"/>
-        <w:numPr>
-          <w:ilvl w:val="0"/>
-          <w:numId w:val="34"/>
-        </w:numPr>
-        <w:rPr>
-          <w:lang w:val="fr-BE"/>
-        </w:rPr>
-      </w:pPr>
-      <w:r>
-        <w:rPr>
-          <w:sz w:val="26"/>
-          <w:szCs w:val="26"/>
-          <w:lang w:val="fr-BE"/>
-        </w:rPr>
-        <w:t>Accessible uniquement en local</w:t>
-      </w:r>
-    </w:p>
-    <w:p>
-      <w:pPr>
-        <w:pStyle w:val="ListParagraph"/>
-        <w:numPr>
-          <w:ilvl w:val="0"/>
-          <w:numId w:val="34"/>
-        </w:numPr>
-        <w:rPr>
-          <w:lang w:val="fr-BE"/>
-        </w:rPr>
-      </w:pPr>
-      <w:r>
-        <w:rPr>
-          <w:sz w:val="26"/>
-          <w:szCs w:val="26"/>
-          <w:lang w:val="fr-BE"/>
-        </w:rPr>
-        <w:t>Aucun rafra</w:t>
-      </w:r>
-      <w:r>
-        <w:rPr>
-          <w:sz w:val="26"/>
-          <w:szCs w:val="26"/>
-          <w:lang w:val="fr-BE"/>
-        </w:rPr>
-        <w:t>î</w:t>
-      </w:r>
-      <w:r>
-        <w:rPr>
-          <w:sz w:val="26"/>
-          <w:szCs w:val="26"/>
-          <w:lang w:val="fr-BE"/>
-        </w:rPr>
-        <w:t xml:space="preserve">chissement des </w:t>
-      </w:r>
-      <w:proofErr w:type="spellStart"/>
-      <w:r>
-        <w:rPr>
-          <w:sz w:val="26"/>
-          <w:szCs w:val="26"/>
-          <w:lang w:val="fr-BE"/>
-        </w:rPr>
-        <w:t>tokens</w:t>
-      </w:r>
-      <w:proofErr w:type="spellEnd"/>
-      <w:r>
-        <w:rPr>
-          <w:sz w:val="26"/>
-          <w:szCs w:val="26"/>
-          <w:lang w:val="fr-BE"/>
-        </w:rPr>
-        <w:t xml:space="preserve"> JWT </w:t>
-      </w:r>
-      <w:r>
-        <w:rPr>
-          <w:sz w:val="26"/>
-          <w:szCs w:val="26"/>
-          <w:lang w:val="fr-BE"/>
-        </w:rPr>
-        <w:sym w:font="Wingdings" w:char="F0E0"/>
-      </w:r>
-      <w:r>
-        <w:rPr>
-          <w:sz w:val="26"/>
-          <w:szCs w:val="26"/>
-          <w:lang w:val="fr-BE"/>
-        </w:rPr>
-        <w:t xml:space="preserve"> </w:t>
-      </w:r>
-      <w:r>
-        <w:rPr>
-          <w:sz w:val="26"/>
-          <w:szCs w:val="26"/>
-          <w:lang w:val="fr-BE"/>
-        </w:rPr>
-        <w:t>date d’expiration cohérente mais peut mieux faire</w:t>
-      </w:r>
-    </w:p>
-    <w:p>
-      <w:pPr>
         <w:pStyle w:val="Heading1"/>
       </w:pPr>
-      <w:bookmarkStart w:id="3" w:name="_Toc185523254"/>
+      <w:bookmarkStart w:id="3" w:name="_Toc185585225"/>
       <w:r>
         <w:t>Améliorations possibles</w:t>
       </w:r>
@@ -2638,13 +2599,30 @@
           <w:lang w:val="fr-BE"/>
         </w:rPr>
       </w:pPr>
+      <w:bookmarkStart w:id="4" w:name="_Hlk185582288"/>
       <w:r>
         <w:rPr>
           <w:sz w:val="26"/>
           <w:szCs w:val="26"/>
           <w:lang w:val="fr-BE"/>
         </w:rPr>
-        <w:t xml:space="preserve">Meilleure gestion des </w:t>
+        <w:t xml:space="preserve">Récupération des messages d’erreurs spécifiques pour les afficher </w:t>
+      </w:r>
+      <w:r>
+        <w:rPr>
+          <w:sz w:val="26"/>
+          <w:szCs w:val="26"/>
+          <w:lang w:val="fr-BE"/>
+        </w:rPr>
+        <w:sym w:font="Wingdings" w:char="F0E0"/>
+      </w:r>
+      <w:r>
+        <w:rPr>
+          <w:sz w:val="26"/>
+          <w:szCs w:val="26"/>
+          <w:lang w:val="fr-BE"/>
+        </w:rPr>
+        <w:t xml:space="preserve"> pour l’instant, </w:t>
       </w:r>
       <w:proofErr w:type="spellStart"/>
       <w:r>
@@ -2653,7 +2631,7 @@
           <w:szCs w:val="26"/>
           <w:lang w:val="fr-BE"/>
         </w:rPr>
-        <w:t>middelware</w:t>
+        <w:t>delete</w:t>
       </w:r>
       <w:proofErr w:type="spellEnd"/>
       <w:r>
@@ -2662,24 +2640,63 @@
           <w:szCs w:val="26"/>
           <w:lang w:val="fr-BE"/>
         </w:rPr>
-        <w:t xml:space="preserve"> </w:t>
+        <w:t xml:space="preserve"> d’une entité étant une </w:t>
       </w:r>
+      <w:proofErr w:type="spellStart"/>
       <w:r>
         <w:rPr>
           <w:sz w:val="26"/>
           <w:szCs w:val="26"/>
           <w:lang w:val="fr-BE"/>
         </w:rPr>
-        <w:sym w:font="Wingdings" w:char="F0E0"/>
+        <w:t>primary</w:t>
       </w:r>
+      <w:proofErr w:type="spellEnd"/>
       <w:r>
         <w:rPr>
           <w:sz w:val="26"/>
           <w:szCs w:val="26"/>
           <w:lang w:val="fr-BE"/>
         </w:rPr>
-        <w:t xml:space="preserve"> regrouper certains middleware, quand cela est possible, sans créer d’incohérence</w:t>
+        <w:t xml:space="preserve"> key d’une autre table = erreur 500 = </w:t>
       </w:r>
+      <w:proofErr w:type="spellStart"/>
+      <w:r>
+        <w:rPr>
+          <w:sz w:val="26"/>
+          <w:szCs w:val="26"/>
+          <w:lang w:val="fr-BE"/>
+        </w:rPr>
+        <w:t>fetch</w:t>
+      </w:r>
+      <w:proofErr w:type="spellEnd"/>
+      <w:r>
+        <w:rPr>
+          <w:sz w:val="26"/>
+          <w:szCs w:val="26"/>
+          <w:lang w:val="fr-BE"/>
+        </w:rPr>
+        <w:t xml:space="preserve"> &amp; </w:t>
+      </w:r>
+      <w:proofErr w:type="spellStart"/>
+      <w:r>
+        <w:rPr>
+          <w:sz w:val="26"/>
+          <w:szCs w:val="26"/>
+          <w:lang w:val="fr-BE"/>
+        </w:rPr>
+        <w:t>retry</w:t>
+      </w:r>
+      <w:proofErr w:type="spellEnd"/>
+      <w:r>
+        <w:rPr>
+          <w:sz w:val="26"/>
+          <w:szCs w:val="26"/>
+          <w:lang w:val="fr-BE"/>
+        </w:rPr>
+        <w:t xml:space="preserve"> = l’erreur vient de l’utilisateur mais celui-ci ne s’en rend pas compte</w:t>
+      </w:r>
+      <w:bookmarkEnd w:id="4"/>
     </w:p>
     <w:p>
       <w:pPr>
@@ -2698,18 +2715,8 @@
           <w:szCs w:val="26"/>
           <w:lang w:val="fr-BE"/>
         </w:rPr>
-        <w:t xml:space="preserve">Récupération automatique d’une entité avant une modification pour vérifier son existence dans la </w:t>
+        <w:t>Faire en sorte de supprimer l’affichage et d’indiquer un simple message « aucune valeur trouvée » dans le cas d’une recherche non concluante via le champ de recherche</w:t>
       </w:r>
-      <w:proofErr w:type="spellStart"/>
-      <w:r>
-        <w:rPr>
-          <w:sz w:val="26"/>
-          <w:szCs w:val="26"/>
-          <w:lang w:val="fr-BE"/>
-        </w:rPr>
-        <w:t>DataBase</w:t>
-      </w:r>
-      <w:proofErr w:type="spellEnd"/>
     </w:p>
     <w:p>
       <w:pPr>
@@ -2728,41 +2735,7 @@
           <w:szCs w:val="26"/>
           <w:lang w:val="fr-BE"/>
         </w:rPr>
-        <w:t xml:space="preserve">Vérification des données reçues dans l’API qu’on ne fait que côté </w:t>
-      </w:r>
-      <w:proofErr w:type="spellStart"/>
-      <w:r>
-        <w:rPr>
-          <w:sz w:val="26"/>
-          <w:szCs w:val="26"/>
-          <w:lang w:val="fr-BE"/>
-        </w:rPr>
-        <w:t>DataBase</w:t>
-      </w:r>
-      <w:proofErr w:type="spellEnd"/>
-      <w:r>
-        <w:rPr>
-          <w:sz w:val="26"/>
-          <w:szCs w:val="26"/>
-          <w:lang w:val="fr-BE"/>
-        </w:rPr>
-        <w:t xml:space="preserve"> </w:t>
-      </w:r>
-      <w:r>
-        <w:rPr>
-          <w:sz w:val="26"/>
-          <w:szCs w:val="26"/>
-          <w:lang w:val="fr-BE"/>
-        </w:rPr>
-        <w:sym w:font="Wingdings" w:char="F0E0"/>
-      </w:r>
-      <w:r>
-        <w:rPr>
-          <w:sz w:val="26"/>
-          <w:szCs w:val="26"/>
-          <w:lang w:val="fr-BE"/>
-        </w:rPr>
-        <w:t xml:space="preserve"> check, trigger, …</w:t>
+        <w:t>Hacher les données du côté client en supplément du chiffrement présent dans l’API</w:t>
       </w:r>
     </w:p>
     <w:p>
@@ -2797,10 +2770,69 @@
     </w:p>
     <w:p>
       <w:pPr>
-        <w:rPr>
-          <w:lang w:val="fr-BE"/>
-        </w:rPr>
-      </w:pPr>
+        <w:pStyle w:val="ListParagraph"/>
+        <w:numPr>
+          <w:ilvl w:val="0"/>
+          <w:numId w:val="34"/>
+        </w:numPr>
+        <w:rPr>
+          <w:lang w:val="fr-BE"/>
+        </w:rPr>
+      </w:pPr>
+      <w:proofErr w:type="spellStart"/>
+      <w:r>
+        <w:rPr>
+          <w:sz w:val="26"/>
+          <w:szCs w:val="26"/>
+          <w:lang w:val="fr-BE"/>
+        </w:rPr>
+        <w:t>Dark</w:t>
+      </w:r>
+      <w:proofErr w:type="spellEnd"/>
+      <w:r>
+        <w:rPr>
+          <w:sz w:val="26"/>
+          <w:szCs w:val="26"/>
+          <w:lang w:val="fr-BE"/>
+        </w:rPr>
+        <w:t xml:space="preserve"> </w:t>
+      </w:r>
+      <w:proofErr w:type="spellStart"/>
+      <w:r>
+        <w:rPr>
+          <w:sz w:val="26"/>
+          <w:szCs w:val="26"/>
+          <w:lang w:val="fr-BE"/>
+        </w:rPr>
+        <w:t>Theme</w:t>
+      </w:r>
+      <w:proofErr w:type="spellEnd"/>
+      <w:r>
+        <w:rPr>
+          <w:sz w:val="26"/>
+          <w:szCs w:val="26"/>
+          <w:lang w:val="fr-BE"/>
+        </w:rPr>
+        <w:t xml:space="preserve"> peut être amélioré côté </w:t>
+      </w:r>
+      <w:proofErr w:type="spellStart"/>
+      <w:r>
+        <w:rPr>
+          <w:sz w:val="26"/>
+          <w:szCs w:val="26"/>
+          <w:lang w:val="fr-BE"/>
+        </w:rPr>
+        <w:t>ant</w:t>
+      </w:r>
+      <w:proofErr w:type="spellEnd"/>
+      <w:r>
+        <w:rPr>
+          <w:sz w:val="26"/>
+          <w:szCs w:val="26"/>
+          <w:lang w:val="fr-BE"/>
+        </w:rPr>
+        <w:t xml:space="preserve"> design</w:t>
+      </w:r>
     </w:p>
     <w:p>
       <w:pPr>
@@ -2825,14 +2857,35 @@
     </w:p>
     <w:p>
       <w:pPr>
+        <w:rPr>
+          <w:lang w:val="fr-BE"/>
+        </w:rPr>
+      </w:pPr>
+    </w:p>
+    <w:p>
+      <w:pPr>
+        <w:rPr>
+          <w:lang w:val="fr-BE"/>
+        </w:rPr>
+      </w:pPr>
+    </w:p>
+    <w:p>
+      <w:pPr>
+        <w:rPr>
+          <w:lang w:val="fr-BE"/>
+        </w:rPr>
+      </w:pPr>
+    </w:p>
+    <w:p>
+      <w:pPr>
         <w:pStyle w:val="Heading1"/>
       </w:pPr>
-      <w:bookmarkStart w:id="4" w:name="_Toc185523255"/>
+      <w:bookmarkStart w:id="5" w:name="_Toc185585226"/>
       <w:r>
         <w:lastRenderedPageBreak/>
         <w:t>Modification du schéma de base de données</w:t>
       </w:r>
-      <w:bookmarkEnd w:id="4"/>
+      <w:bookmarkEnd w:id="5"/>
     </w:p>
     <w:p>
       <w:pPr>

--- a/Client Web/Développement de client Web avancé - SmartCity.docx
+++ b/Client Web/Développement de client Web avancé - SmartCity.docx
@@ -501,7 +501,7 @@
               </wp:anchor>
             </w:drawing>
           </mc:Choice>
-          <mc:Fallback xmlns:w16du="http://schemas.microsoft.com/office/word/2023/wordml/word16du" xmlns:oel="http://schemas.microsoft.com/office/2019/extlst">
+          <mc:Fallback xmlns:oel="http://schemas.microsoft.com/office/2019/extlst" xmlns:w16du="http://schemas.microsoft.com/office/word/2023/wordml/word16du">
             <w:pict>
               <v:group w14:anchorId="7E4E8AC4" id="Groupe 3" o:spid="_x0000_s1026" style="position:absolute;margin-left:-73.8pt;margin-top:-73.8pt;width:615pt;height:83.4pt;rotation:180;z-index:251660288;mso-width-relative:margin;mso-height-relative:margin" coordorigin=",16240" coordsize="75596,15749" o:gfxdata="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">
                 <v:shape id="Rectangle 26" o:spid="_x0000_s1027" style="position:absolute;top:20772;width:75596;height:11063;visibility:visible;mso-wrap-style:square;v-text-anchor:middle" coordsize="7559883,1934355" o:gfxdata="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" path="m,701227c587829,573090,933145,739067,1225154,878039v586791,266069,1269349,887391,2332919,822448c5264988,1508883,6226881,333087,7559883,r-2805,1934355l,1934355,,701227xe" fillcolor="#d8d8d8 [2732]" stroked="f" strokeweight="1pt">
@@ -657,7 +657,6 @@
           <w:lang w:val="fr-BE"/>
         </w:rPr>
       </w:pPr>
-      <w:proofErr w:type="spellStart"/>
       <w:r>
         <w:rPr>
           <w:b/>
@@ -668,7 +667,6 @@
         </w:rPr>
         <w:t>SmartCity</w:t>
       </w:r>
-      <w:proofErr w:type="spellEnd"/>
     </w:p>
     <w:p>
       <w:pPr>
@@ -1235,7 +1233,7 @@
               </wp:anchor>
             </w:drawing>
           </mc:Choice>
-          <mc:Fallback xmlns:w16du="http://schemas.microsoft.com/office/word/2023/wordml/word16du" xmlns:oel="http://schemas.microsoft.com/office/2019/extlst">
+          <mc:Fallback xmlns:oel="http://schemas.microsoft.com/office/2019/extlst" xmlns:w16du="http://schemas.microsoft.com/office/word/2023/wordml/word16du">
             <w:pict>
               <v:group w14:anchorId="56E3AE5C" id="Groupe 3" o:spid="_x0000_s1026" style="position:absolute;margin-left:-73.8pt;margin-top:37.9pt;width:615pt;height:169.4pt;z-index:251659264;mso-width-relative:margin;mso-height-relative:margin" coordsize="75598,31989" o:gfxdata="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">
                 <v:shape id="Rectangle 26" o:spid="_x0000_s1027" style="position:absolute;top:12492;width:75598;height:19343;visibility:visible;mso-wrap-style:square;v-text-anchor:middle" coordsize="7559883,1934355" o:gfxdata="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" path="m,701227c587829,573090,933145,739067,1225154,878039v586791,266069,1269349,887391,2332919,822448c5264988,1508883,6226881,333087,7559883,r-2805,1934355l,1934355,,701227xe" fillcolor="#d8d8d8 [2732]" stroked="f" strokeweight="1pt">
@@ -2258,23 +2256,13 @@
           <w:lang w:val="fr-BE"/>
         </w:rPr>
       </w:pPr>
-      <w:proofErr w:type="spellStart"/>
       <w:r>
         <w:rPr>
           <w:sz w:val="26"/>
           <w:szCs w:val="26"/>
           <w:lang w:val="fr-BE"/>
         </w:rPr>
-        <w:t>Token</w:t>
-      </w:r>
-      <w:proofErr w:type="spellEnd"/>
-      <w:r>
-        <w:rPr>
-          <w:sz w:val="26"/>
-          <w:szCs w:val="26"/>
-          <w:lang w:val="fr-BE"/>
-        </w:rPr>
-        <w:t xml:space="preserve"> enregistré dans la session </w:t>
+        <w:t xml:space="preserve">Token enregistré dans la session </w:t>
       </w:r>
       <w:r>
         <w:rPr>
@@ -2328,34 +2316,14 @@
           <w:lang w:val="fr-BE"/>
         </w:rPr>
       </w:pPr>
-      <w:proofErr w:type="spellStart"/>
       <w:r>
         <w:rPr>
           <w:sz w:val="26"/>
           <w:szCs w:val="26"/>
           <w:lang w:val="fr-BE"/>
         </w:rPr>
-        <w:t>Dark</w:t>
+        <w:t>Dark Theme</w:t>
       </w:r>
-      <w:proofErr w:type="spellEnd"/>
-      <w:r>
-        <w:rPr>
-          <w:sz w:val="26"/>
-          <w:szCs w:val="26"/>
-          <w:lang w:val="fr-BE"/>
-        </w:rPr>
-        <w:t xml:space="preserve"> </w:t>
-      </w:r>
-      <w:proofErr w:type="spellStart"/>
-      <w:r>
-        <w:rPr>
-          <w:sz w:val="26"/>
-          <w:szCs w:val="26"/>
-          <w:lang w:val="fr-BE"/>
-        </w:rPr>
-        <w:t>Theme</w:t>
-      </w:r>
-      <w:proofErr w:type="spellEnd"/>
     </w:p>
     <w:p>
       <w:pPr>
@@ -2398,43 +2366,7 @@
           <w:szCs w:val="26"/>
           <w:lang w:val="fr-BE"/>
         </w:rPr>
-        <w:t xml:space="preserve">Impossible de refaire un </w:t>
-      </w:r>
-      <w:proofErr w:type="spellStart"/>
-      <w:r>
-        <w:rPr>
-          <w:sz w:val="26"/>
-          <w:szCs w:val="26"/>
-          <w:lang w:val="fr-BE"/>
-        </w:rPr>
-        <w:t>add</w:t>
-      </w:r>
-      <w:proofErr w:type="spellEnd"/>
-      <w:r>
-        <w:rPr>
-          <w:sz w:val="26"/>
-          <w:szCs w:val="26"/>
-          <w:lang w:val="fr-BE"/>
-        </w:rPr>
-        <w:t xml:space="preserve">/update si le précédent </w:t>
-      </w:r>
-      <w:proofErr w:type="spellStart"/>
-      <w:r>
-        <w:rPr>
-          <w:sz w:val="26"/>
-          <w:szCs w:val="26"/>
-          <w:lang w:val="fr-BE"/>
-        </w:rPr>
-        <w:t>add</w:t>
-      </w:r>
-      <w:proofErr w:type="spellEnd"/>
-      <w:r>
-        <w:rPr>
-          <w:sz w:val="26"/>
-          <w:szCs w:val="26"/>
-          <w:lang w:val="fr-BE"/>
-        </w:rPr>
-        <w:t xml:space="preserve">/update fait a créé une erreur </w:t>
+        <w:t xml:space="preserve">Impossible de refaire un add/update si le précédent add/update fait a créé une erreur </w:t>
       </w:r>
       <w:r>
         <w:rPr>
@@ -2450,43 +2382,7 @@
           <w:szCs w:val="26"/>
           <w:lang w:val="fr-BE"/>
         </w:rPr>
-        <w:t xml:space="preserve"> il faut attendre que le </w:t>
-      </w:r>
-      <w:proofErr w:type="spellStart"/>
-      <w:r>
-        <w:rPr>
-          <w:sz w:val="26"/>
-          <w:szCs w:val="26"/>
-          <w:lang w:val="fr-BE"/>
-        </w:rPr>
-        <w:t>fetch</w:t>
-      </w:r>
-      <w:proofErr w:type="spellEnd"/>
-      <w:r>
-        <w:rPr>
-          <w:sz w:val="26"/>
-          <w:szCs w:val="26"/>
-          <w:lang w:val="fr-BE"/>
-        </w:rPr>
-        <w:t xml:space="preserve"> &amp; </w:t>
-      </w:r>
-      <w:proofErr w:type="spellStart"/>
-      <w:r>
-        <w:rPr>
-          <w:sz w:val="26"/>
-          <w:szCs w:val="26"/>
-          <w:lang w:val="fr-BE"/>
-        </w:rPr>
-        <w:t>retry</w:t>
-      </w:r>
-      <w:proofErr w:type="spellEnd"/>
-      <w:r>
-        <w:rPr>
-          <w:sz w:val="26"/>
-          <w:szCs w:val="26"/>
-          <w:lang w:val="fr-BE"/>
-        </w:rPr>
-        <w:t xml:space="preserve"> précédent ait fin</w:t>
+        <w:t xml:space="preserve"> il faut attendre que le fetch &amp; retry précédent ait fin</w:t>
       </w:r>
       <w:r>
         <w:rPr>
@@ -2514,61 +2410,7 @@
           <w:szCs w:val="26"/>
           <w:lang w:val="fr-BE"/>
         </w:rPr>
-        <w:t>Pas de différence d’interpellation de l’utilisateur entre un champ « </w:t>
-      </w:r>
-      <w:proofErr w:type="spellStart"/>
-      <w:r>
-        <w:rPr>
-          <w:sz w:val="26"/>
-          <w:szCs w:val="26"/>
-          <w:lang w:val="fr-BE"/>
-        </w:rPr>
-        <w:t>is</w:t>
-      </w:r>
-      <w:proofErr w:type="spellEnd"/>
-      <w:r>
-        <w:rPr>
-          <w:sz w:val="26"/>
-          <w:szCs w:val="26"/>
-          <w:lang w:val="fr-BE"/>
-        </w:rPr>
-        <w:t xml:space="preserve"> </w:t>
-      </w:r>
-      <w:proofErr w:type="spellStart"/>
-      <w:r>
-        <w:rPr>
-          <w:sz w:val="26"/>
-          <w:szCs w:val="26"/>
-          <w:lang w:val="fr-BE"/>
-        </w:rPr>
-        <w:t>required</w:t>
-      </w:r>
-      <w:proofErr w:type="spellEnd"/>
-      <w:r>
-        <w:rPr>
-          <w:sz w:val="26"/>
-          <w:szCs w:val="26"/>
-          <w:lang w:val="fr-BE"/>
-        </w:rPr>
-        <w:t xml:space="preserve"> » et un champ « has </w:t>
-      </w:r>
-      <w:proofErr w:type="spellStart"/>
-      <w:r>
-        <w:rPr>
-          <w:sz w:val="26"/>
-          <w:szCs w:val="26"/>
-          <w:lang w:val="fr-BE"/>
-        </w:rPr>
-        <w:t>wrong</w:t>
-      </w:r>
-      <w:proofErr w:type="spellEnd"/>
-      <w:r>
-        <w:rPr>
-          <w:sz w:val="26"/>
-          <w:szCs w:val="26"/>
-          <w:lang w:val="fr-BE"/>
-        </w:rPr>
-        <w:t xml:space="preserve"> value » si la valeur entrée est simplement du mauvais type</w:t>
+        <w:t>Pas de différence d’interpellation de l’utilisateur entre un champ « is required » et un champ « has wrong value » si la valeur entrée est simplement du mauvais type</w:t>
       </w:r>
     </w:p>
     <w:p>
@@ -2622,79 +2464,7 @@
           <w:szCs w:val="26"/>
           <w:lang w:val="fr-BE"/>
         </w:rPr>
-        <w:t xml:space="preserve"> pour l’instant, </w:t>
-      </w:r>
-      <w:proofErr w:type="spellStart"/>
-      <w:r>
-        <w:rPr>
-          <w:sz w:val="26"/>
-          <w:szCs w:val="26"/>
-          <w:lang w:val="fr-BE"/>
-        </w:rPr>
-        <w:t>delete</w:t>
-      </w:r>
-      <w:proofErr w:type="spellEnd"/>
-      <w:r>
-        <w:rPr>
-          <w:sz w:val="26"/>
-          <w:szCs w:val="26"/>
-          <w:lang w:val="fr-BE"/>
-        </w:rPr>
-        <w:t xml:space="preserve"> d’une entité étant une </w:t>
-      </w:r>
-      <w:proofErr w:type="spellStart"/>
-      <w:r>
-        <w:rPr>
-          <w:sz w:val="26"/>
-          <w:szCs w:val="26"/>
-          <w:lang w:val="fr-BE"/>
-        </w:rPr>
-        <w:t>primary</w:t>
-      </w:r>
-      <w:proofErr w:type="spellEnd"/>
-      <w:r>
-        <w:rPr>
-          <w:sz w:val="26"/>
-          <w:szCs w:val="26"/>
-          <w:lang w:val="fr-BE"/>
-        </w:rPr>
-        <w:t xml:space="preserve"> key d’une autre table = erreur 500 = </w:t>
-      </w:r>
-      <w:proofErr w:type="spellStart"/>
-      <w:r>
-        <w:rPr>
-          <w:sz w:val="26"/>
-          <w:szCs w:val="26"/>
-          <w:lang w:val="fr-BE"/>
-        </w:rPr>
-        <w:t>fetch</w:t>
-      </w:r>
-      <w:proofErr w:type="spellEnd"/>
-      <w:r>
-        <w:rPr>
-          <w:sz w:val="26"/>
-          <w:szCs w:val="26"/>
-          <w:lang w:val="fr-BE"/>
-        </w:rPr>
-        <w:t xml:space="preserve"> &amp; </w:t>
-      </w:r>
-      <w:proofErr w:type="spellStart"/>
-      <w:r>
-        <w:rPr>
-          <w:sz w:val="26"/>
-          <w:szCs w:val="26"/>
-          <w:lang w:val="fr-BE"/>
-        </w:rPr>
-        <w:t>retry</w:t>
-      </w:r>
-      <w:proofErr w:type="spellEnd"/>
-      <w:r>
-        <w:rPr>
-          <w:sz w:val="26"/>
-          <w:szCs w:val="26"/>
-          <w:lang w:val="fr-BE"/>
-        </w:rPr>
-        <w:t xml:space="preserve"> = l’erreur vient de l’utilisateur mais celui-ci ne s’en rend pas compte</w:t>
+        <w:t xml:space="preserve"> pour l’instant, delete d’une entité étant une primary key d’une autre table = erreur 500 = fetch &amp; retry = l’erreur vient de l’utilisateur mais celui-ci ne s’en rend pas compte</w:t>
       </w:r>
       <w:bookmarkEnd w:id="4"/>
     </w:p>
@@ -2755,18 +2525,8 @@
           <w:szCs w:val="26"/>
           <w:lang w:val="fr-BE"/>
         </w:rPr>
-        <w:t xml:space="preserve">Utilisation de </w:t>
+        <w:t>Utilisation de TypeScript</w:t>
       </w:r>
-      <w:proofErr w:type="spellStart"/>
-      <w:r>
-        <w:rPr>
-          <w:sz w:val="26"/>
-          <w:szCs w:val="26"/>
-          <w:lang w:val="fr-BE"/>
-        </w:rPr>
-        <w:t>TypeScript</w:t>
-      </w:r>
-      <w:proofErr w:type="spellEnd"/>
     </w:p>
     <w:p>
       <w:pPr>
@@ -2779,59 +2539,49 @@
           <w:lang w:val="fr-BE"/>
         </w:rPr>
       </w:pPr>
-      <w:proofErr w:type="spellStart"/>
       <w:r>
         <w:rPr>
           <w:sz w:val="26"/>
           <w:szCs w:val="26"/>
           <w:lang w:val="fr-BE"/>
         </w:rPr>
-        <w:t>Dark</w:t>
+        <w:t>Dark Theme peut être amélioré côté ant design</w:t>
       </w:r>
-      <w:proofErr w:type="spellEnd"/>
+    </w:p>
+    <w:p>
+      <w:pPr>
+        <w:pStyle w:val="ListParagraph"/>
+        <w:numPr>
+          <w:ilvl w:val="0"/>
+          <w:numId w:val="34"/>
+        </w:numPr>
+        <w:rPr>
+          <w:lang w:val="fr-BE"/>
+        </w:rPr>
+      </w:pPr>
       <w:r>
         <w:rPr>
           <w:sz w:val="26"/>
           <w:szCs w:val="26"/>
           <w:lang w:val="fr-BE"/>
         </w:rPr>
-        <w:t xml:space="preserve"> </w:t>
+        <w:t xml:space="preserve">Fichier .env pour le chemin d’accès de base </w:t>
       </w:r>
-      <w:proofErr w:type="spellStart"/>
       <w:r>
         <w:rPr>
           <w:sz w:val="26"/>
           <w:szCs w:val="26"/>
           <w:lang w:val="fr-BE"/>
         </w:rPr>
-        <w:t>Theme</w:t>
+        <w:sym w:font="Wingdings" w:char="F0E0"/>
       </w:r>
-      <w:proofErr w:type="spellEnd"/>
       <w:r>
         <w:rPr>
           <w:sz w:val="26"/>
           <w:szCs w:val="26"/>
           <w:lang w:val="fr-BE"/>
         </w:rPr>
-        <w:t xml:space="preserve"> peut être amélioré côté </w:t>
-      </w:r>
-      <w:proofErr w:type="spellStart"/>
-      <w:r>
-        <w:rPr>
-          <w:sz w:val="26"/>
-          <w:szCs w:val="26"/>
-          <w:lang w:val="fr-BE"/>
-        </w:rPr>
-        <w:t>ant</w:t>
-      </w:r>
-      <w:proofErr w:type="spellEnd"/>
-      <w:r>
-        <w:rPr>
-          <w:sz w:val="26"/>
-          <w:szCs w:val="26"/>
-          <w:lang w:val="fr-BE"/>
-        </w:rPr>
-        <w:t xml:space="preserve"> design</w:t>
+        <w:t xml:space="preserve"> écrit en brut pour l’instant</w:t>
       </w:r>
     </w:p>
     <w:p>

--- a/Client Web/Développement de client Web avancé - SmartCity.docx
+++ b/Client Web/Développement de client Web avancé - SmartCity.docx
@@ -501,7 +501,7 @@
               </wp:anchor>
             </w:drawing>
           </mc:Choice>
-          <mc:Fallback xmlns:oel="http://schemas.microsoft.com/office/2019/extlst" xmlns:w16du="http://schemas.microsoft.com/office/word/2023/wordml/word16du">
+          <mc:Fallback xmlns:w16du="http://schemas.microsoft.com/office/word/2023/wordml/word16du" xmlns:oel="http://schemas.microsoft.com/office/2019/extlst">
             <w:pict>
               <v:group w14:anchorId="7E4E8AC4" id="Groupe 3" o:spid="_x0000_s1026" style="position:absolute;margin-left:-73.8pt;margin-top:-73.8pt;width:615pt;height:83.4pt;rotation:180;z-index:251660288;mso-width-relative:margin;mso-height-relative:margin" coordorigin=",16240" coordsize="75596,15749" o:gfxdata="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">
                 <v:shape id="Rectangle 26" o:spid="_x0000_s1027" style="position:absolute;top:20772;width:75596;height:11063;visibility:visible;mso-wrap-style:square;v-text-anchor:middle" coordsize="7559883,1934355" o:gfxdata="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" path="m,701227c587829,573090,933145,739067,1225154,878039v586791,266069,1269349,887391,2332919,822448c5264988,1508883,6226881,333087,7559883,r-2805,1934355l,1934355,,701227xe" fillcolor="#d8d8d8 [2732]" stroked="f" strokeweight="1pt">
@@ -657,6 +657,7 @@
           <w:lang w:val="fr-BE"/>
         </w:rPr>
       </w:pPr>
+      <w:proofErr w:type="spellStart"/>
       <w:r>
         <w:rPr>
           <w:b/>
@@ -667,6 +668,7 @@
         </w:rPr>
         <w:t>SmartCity</w:t>
       </w:r>
+      <w:proofErr w:type="spellEnd"/>
     </w:p>
     <w:p>
       <w:pPr>
@@ -1233,7 +1235,7 @@
               </wp:anchor>
             </w:drawing>
           </mc:Choice>
-          <mc:Fallback xmlns:oel="http://schemas.microsoft.com/office/2019/extlst" xmlns:w16du="http://schemas.microsoft.com/office/word/2023/wordml/word16du">
+          <mc:Fallback xmlns:w16du="http://schemas.microsoft.com/office/word/2023/wordml/word16du" xmlns:oel="http://schemas.microsoft.com/office/2019/extlst">
             <w:pict>
               <v:group w14:anchorId="56E3AE5C" id="Groupe 3" o:spid="_x0000_s1026" style="position:absolute;margin-left:-73.8pt;margin-top:37.9pt;width:615pt;height:169.4pt;z-index:251659264;mso-width-relative:margin;mso-height-relative:margin" coordsize="75598,31989" o:gfxdata="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">
                 <v:shape id="Rectangle 26" o:spid="_x0000_s1027" style="position:absolute;top:12492;width:75598;height:19343;visibility:visible;mso-wrap-style:square;v-text-anchor:middle" coordsize="7559883,1934355" o:gfxdata="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" path="m,701227c587829,573090,933145,739067,1225154,878039v586791,266069,1269349,887391,2332919,822448c5264988,1508883,6226881,333087,7559883,r-2805,1934355l,1934355,,701227xe" fillcolor="#d8d8d8 [2732]" stroked="f" strokeweight="1pt">
@@ -1608,7 +1610,7 @@
         </w:sectPr>
       </w:pPr>
     </w:p>
-    <w:bookmarkStart w:id="0" w:name="_Toc185585222" w:displacedByCustomXml="next"/>
+    <w:bookmarkStart w:id="0" w:name="_Toc185607433" w:displacedByCustomXml="next"/>
     <w:sdt>
       <w:sdtPr>
         <w:rPr>
@@ -1686,7 +1688,7 @@
             </w:rPr>
             <w:fldChar w:fldCharType="separate"/>
           </w:r>
-          <w:hyperlink w:anchor="_Toc185585222" w:history="1">
+          <w:hyperlink w:anchor="_Toc185607433" w:history="1">
             <w:r>
               <w:rPr>
                 <w:rStyle w:val="Hyperlink"/>
@@ -1713,7 +1715,7 @@
                 <w:noProof/>
                 <w:webHidden/>
               </w:rPr>
-              <w:instrText xml:space="preserve"> PAGEREF _Toc185585222 \h </w:instrText>
+              <w:instrText xml:space="preserve"> PAGEREF _Toc185607433 \h </w:instrText>
             </w:r>
             <w:r>
               <w:rPr>
@@ -1764,7 +1766,7 @@
               <w14:ligatures w14:val="none"/>
             </w:rPr>
           </w:pPr>
-          <w:hyperlink w:anchor="_Toc185585223" w:history="1">
+          <w:hyperlink w:anchor="_Toc185607434" w:history="1">
             <w:r>
               <w:rPr>
                 <w:rStyle w:val="Hyperlink"/>
@@ -1813,7 +1815,7 @@
                 <w:noProof/>
                 <w:webHidden/>
               </w:rPr>
-              <w:instrText xml:space="preserve"> PAGEREF _Toc185585223 \h </w:instrText>
+              <w:instrText xml:space="preserve"> PAGEREF _Toc185607434 \h </w:instrText>
             </w:r>
             <w:r>
               <w:rPr>
@@ -1864,7 +1866,7 @@
               <w14:ligatures w14:val="none"/>
             </w:rPr>
           </w:pPr>
-          <w:hyperlink w:anchor="_Toc185585224" w:history="1">
+          <w:hyperlink w:anchor="_Toc185607435" w:history="1">
             <w:r>
               <w:rPr>
                 <w:rStyle w:val="Hyperlink"/>
@@ -1913,7 +1915,7 @@
                 <w:noProof/>
                 <w:webHidden/>
               </w:rPr>
-              <w:instrText xml:space="preserve"> PAGEREF _Toc185585224 \h </w:instrText>
+              <w:instrText xml:space="preserve"> PAGEREF _Toc185607435 \h </w:instrText>
             </w:r>
             <w:r>
               <w:rPr>
@@ -1964,7 +1966,7 @@
               <w14:ligatures w14:val="none"/>
             </w:rPr>
           </w:pPr>
-          <w:hyperlink w:anchor="_Toc185585225" w:history="1">
+          <w:hyperlink w:anchor="_Toc185607436" w:history="1">
             <w:r>
               <w:rPr>
                 <w:rStyle w:val="Hyperlink"/>
@@ -2013,7 +2015,7 @@
                 <w:noProof/>
                 <w:webHidden/>
               </w:rPr>
-              <w:instrText xml:space="preserve"> PAGEREF _Toc185585225 \h </w:instrText>
+              <w:instrText xml:space="preserve"> PAGEREF _Toc185607436 \h </w:instrText>
             </w:r>
             <w:r>
               <w:rPr>
@@ -2064,7 +2066,7 @@
               <w14:ligatures w14:val="none"/>
             </w:rPr>
           </w:pPr>
-          <w:hyperlink w:anchor="_Toc185585226" w:history="1">
+          <w:hyperlink w:anchor="_Toc185607437" w:history="1">
             <w:r>
               <w:rPr>
                 <w:rStyle w:val="Hyperlink"/>
@@ -2113,7 +2115,7 @@
                 <w:noProof/>
                 <w:webHidden/>
               </w:rPr>
-              <w:instrText xml:space="preserve"> PAGEREF _Toc185585226 \h </w:instrText>
+              <w:instrText xml:space="preserve"> PAGEREF _Toc185607437 \h </w:instrText>
             </w:r>
             <w:r>
               <w:rPr>
@@ -2177,7 +2179,7 @@
       <w:pPr>
         <w:pStyle w:val="Heading1"/>
       </w:pPr>
-      <w:bookmarkStart w:id="1" w:name="_Toc185585223"/>
+      <w:bookmarkStart w:id="1" w:name="_Toc185607434"/>
       <w:r>
         <w:lastRenderedPageBreak/>
         <w:t>Points forts</w:t>
@@ -2256,13 +2258,23 @@
           <w:lang w:val="fr-BE"/>
         </w:rPr>
       </w:pPr>
+      <w:proofErr w:type="spellStart"/>
       <w:r>
         <w:rPr>
           <w:sz w:val="26"/>
           <w:szCs w:val="26"/>
           <w:lang w:val="fr-BE"/>
         </w:rPr>
-        <w:t xml:space="preserve">Token enregistré dans la session </w:t>
+        <w:t>Token</w:t>
+      </w:r>
+      <w:proofErr w:type="spellEnd"/>
+      <w:r>
+        <w:rPr>
+          <w:sz w:val="26"/>
+          <w:szCs w:val="26"/>
+          <w:lang w:val="fr-BE"/>
+        </w:rPr>
+        <w:t xml:space="preserve"> enregistré dans la session </w:t>
       </w:r>
       <w:r>
         <w:rPr>
@@ -2316,14 +2328,34 @@
           <w:lang w:val="fr-BE"/>
         </w:rPr>
       </w:pPr>
+      <w:proofErr w:type="spellStart"/>
       <w:r>
         <w:rPr>
           <w:sz w:val="26"/>
           <w:szCs w:val="26"/>
           <w:lang w:val="fr-BE"/>
         </w:rPr>
-        <w:t>Dark Theme</w:t>
+        <w:t>Dark</w:t>
       </w:r>
+      <w:proofErr w:type="spellEnd"/>
+      <w:r>
+        <w:rPr>
+          <w:sz w:val="26"/>
+          <w:szCs w:val="26"/>
+          <w:lang w:val="fr-BE"/>
+        </w:rPr>
+        <w:t xml:space="preserve"> </w:t>
+      </w:r>
+      <w:proofErr w:type="spellStart"/>
+      <w:r>
+        <w:rPr>
+          <w:sz w:val="26"/>
+          <w:szCs w:val="26"/>
+          <w:lang w:val="fr-BE"/>
+        </w:rPr>
+        <w:t>Theme</w:t>
+      </w:r>
+      <w:proofErr w:type="spellEnd"/>
     </w:p>
     <w:p>
       <w:pPr>
@@ -2336,7 +2368,7 @@
       <w:pPr>
         <w:pStyle w:val="Heading1"/>
       </w:pPr>
-      <w:bookmarkStart w:id="2" w:name="_Toc185585224"/>
+      <w:bookmarkStart w:id="2" w:name="_Toc185607435"/>
       <w:r>
         <w:t>Points faibles</w:t>
       </w:r>
@@ -2366,7 +2398,43 @@
           <w:szCs w:val="26"/>
           <w:lang w:val="fr-BE"/>
         </w:rPr>
-        <w:t xml:space="preserve">Impossible de refaire un add/update si le précédent add/update fait a créé une erreur </w:t>
+        <w:t xml:space="preserve">Impossible de refaire un </w:t>
+      </w:r>
+      <w:proofErr w:type="spellStart"/>
+      <w:r>
+        <w:rPr>
+          <w:sz w:val="26"/>
+          <w:szCs w:val="26"/>
+          <w:lang w:val="fr-BE"/>
+        </w:rPr>
+        <w:t>add</w:t>
+      </w:r>
+      <w:proofErr w:type="spellEnd"/>
+      <w:r>
+        <w:rPr>
+          <w:sz w:val="26"/>
+          <w:szCs w:val="26"/>
+          <w:lang w:val="fr-BE"/>
+        </w:rPr>
+        <w:t xml:space="preserve">/update si le précédent </w:t>
+      </w:r>
+      <w:proofErr w:type="spellStart"/>
+      <w:r>
+        <w:rPr>
+          <w:sz w:val="26"/>
+          <w:szCs w:val="26"/>
+          <w:lang w:val="fr-BE"/>
+        </w:rPr>
+        <w:t>add</w:t>
+      </w:r>
+      <w:proofErr w:type="spellEnd"/>
+      <w:r>
+        <w:rPr>
+          <w:sz w:val="26"/>
+          <w:szCs w:val="26"/>
+          <w:lang w:val="fr-BE"/>
+        </w:rPr>
+        <w:t xml:space="preserve">/update fait a créé une erreur </w:t>
       </w:r>
       <w:r>
         <w:rPr>
@@ -2382,7 +2450,43 @@
           <w:szCs w:val="26"/>
           <w:lang w:val="fr-BE"/>
         </w:rPr>
-        <w:t xml:space="preserve"> il faut attendre que le fetch &amp; retry précédent ait fin</w:t>
+        <w:t xml:space="preserve"> il faut attendre que le </w:t>
+      </w:r>
+      <w:proofErr w:type="spellStart"/>
+      <w:r>
+        <w:rPr>
+          <w:sz w:val="26"/>
+          <w:szCs w:val="26"/>
+          <w:lang w:val="fr-BE"/>
+        </w:rPr>
+        <w:t>fetch</w:t>
+      </w:r>
+      <w:proofErr w:type="spellEnd"/>
+      <w:r>
+        <w:rPr>
+          <w:sz w:val="26"/>
+          <w:szCs w:val="26"/>
+          <w:lang w:val="fr-BE"/>
+        </w:rPr>
+        <w:t xml:space="preserve"> &amp; </w:t>
+      </w:r>
+      <w:proofErr w:type="spellStart"/>
+      <w:r>
+        <w:rPr>
+          <w:sz w:val="26"/>
+          <w:szCs w:val="26"/>
+          <w:lang w:val="fr-BE"/>
+        </w:rPr>
+        <w:t>retry</w:t>
+      </w:r>
+      <w:proofErr w:type="spellEnd"/>
+      <w:r>
+        <w:rPr>
+          <w:sz w:val="26"/>
+          <w:szCs w:val="26"/>
+          <w:lang w:val="fr-BE"/>
+        </w:rPr>
+        <w:t xml:space="preserve"> précédent ait fin</w:t>
       </w:r>
       <w:r>
         <w:rPr>
@@ -2410,14 +2514,68 @@
           <w:szCs w:val="26"/>
           <w:lang w:val="fr-BE"/>
         </w:rPr>
-        <w:t>Pas de différence d’interpellation de l’utilisateur entre un champ « is required » et un champ « has wrong value » si la valeur entrée est simplement du mauvais type</w:t>
+        <w:t>Pas de différence d’interpellation de l’utilisateur entre un champ « </w:t>
+      </w:r>
+      <w:proofErr w:type="spellStart"/>
+      <w:r>
+        <w:rPr>
+          <w:sz w:val="26"/>
+          <w:szCs w:val="26"/>
+          <w:lang w:val="fr-BE"/>
+        </w:rPr>
+        <w:t>is</w:t>
+      </w:r>
+      <w:proofErr w:type="spellEnd"/>
+      <w:r>
+        <w:rPr>
+          <w:sz w:val="26"/>
+          <w:szCs w:val="26"/>
+          <w:lang w:val="fr-BE"/>
+        </w:rPr>
+        <w:t xml:space="preserve"> </w:t>
+      </w:r>
+      <w:proofErr w:type="spellStart"/>
+      <w:r>
+        <w:rPr>
+          <w:sz w:val="26"/>
+          <w:szCs w:val="26"/>
+          <w:lang w:val="fr-BE"/>
+        </w:rPr>
+        <w:t>required</w:t>
+      </w:r>
+      <w:proofErr w:type="spellEnd"/>
+      <w:r>
+        <w:rPr>
+          <w:sz w:val="26"/>
+          <w:szCs w:val="26"/>
+          <w:lang w:val="fr-BE"/>
+        </w:rPr>
+        <w:t xml:space="preserve"> » et un champ « has </w:t>
+      </w:r>
+      <w:proofErr w:type="spellStart"/>
+      <w:r>
+        <w:rPr>
+          <w:sz w:val="26"/>
+          <w:szCs w:val="26"/>
+          <w:lang w:val="fr-BE"/>
+        </w:rPr>
+        <w:t>wrong</w:t>
+      </w:r>
+      <w:proofErr w:type="spellEnd"/>
+      <w:r>
+        <w:rPr>
+          <w:sz w:val="26"/>
+          <w:szCs w:val="26"/>
+          <w:lang w:val="fr-BE"/>
+        </w:rPr>
+        <w:t xml:space="preserve"> value » si la valeur entrée est simplement du mauvais type</w:t>
       </w:r>
     </w:p>
     <w:p>
       <w:pPr>
         <w:pStyle w:val="Heading1"/>
       </w:pPr>
-      <w:bookmarkStart w:id="3" w:name="_Toc185585225"/>
+      <w:bookmarkStart w:id="3" w:name="_Toc185607436"/>
       <w:r>
         <w:t>Améliorations possibles</w:t>
       </w:r>
@@ -2464,7 +2622,79 @@
           <w:szCs w:val="26"/>
           <w:lang w:val="fr-BE"/>
         </w:rPr>
-        <w:t xml:space="preserve"> pour l’instant, delete d’une entité étant une primary key d’une autre table = erreur 500 = fetch &amp; retry = l’erreur vient de l’utilisateur mais celui-ci ne s’en rend pas compte</w:t>
+        <w:t xml:space="preserve"> pour l’instant, </w:t>
+      </w:r>
+      <w:proofErr w:type="spellStart"/>
+      <w:r>
+        <w:rPr>
+          <w:sz w:val="26"/>
+          <w:szCs w:val="26"/>
+          <w:lang w:val="fr-BE"/>
+        </w:rPr>
+        <w:t>delete</w:t>
+      </w:r>
+      <w:proofErr w:type="spellEnd"/>
+      <w:r>
+        <w:rPr>
+          <w:sz w:val="26"/>
+          <w:szCs w:val="26"/>
+          <w:lang w:val="fr-BE"/>
+        </w:rPr>
+        <w:t xml:space="preserve"> d’une entité étant une </w:t>
+      </w:r>
+      <w:proofErr w:type="spellStart"/>
+      <w:r>
+        <w:rPr>
+          <w:sz w:val="26"/>
+          <w:szCs w:val="26"/>
+          <w:lang w:val="fr-BE"/>
+        </w:rPr>
+        <w:t>primary</w:t>
+      </w:r>
+      <w:proofErr w:type="spellEnd"/>
+      <w:r>
+        <w:rPr>
+          <w:sz w:val="26"/>
+          <w:szCs w:val="26"/>
+          <w:lang w:val="fr-BE"/>
+        </w:rPr>
+        <w:t xml:space="preserve"> key d’une autre table = erreur 500 = </w:t>
+      </w:r>
+      <w:proofErr w:type="spellStart"/>
+      <w:r>
+        <w:rPr>
+          <w:sz w:val="26"/>
+          <w:szCs w:val="26"/>
+          <w:lang w:val="fr-BE"/>
+        </w:rPr>
+        <w:t>fetch</w:t>
+      </w:r>
+      <w:proofErr w:type="spellEnd"/>
+      <w:r>
+        <w:rPr>
+          <w:sz w:val="26"/>
+          <w:szCs w:val="26"/>
+          <w:lang w:val="fr-BE"/>
+        </w:rPr>
+        <w:t xml:space="preserve"> &amp; </w:t>
+      </w:r>
+      <w:proofErr w:type="spellStart"/>
+      <w:r>
+        <w:rPr>
+          <w:sz w:val="26"/>
+          <w:szCs w:val="26"/>
+          <w:lang w:val="fr-BE"/>
+        </w:rPr>
+        <w:t>retry</w:t>
+      </w:r>
+      <w:proofErr w:type="spellEnd"/>
+      <w:r>
+        <w:rPr>
+          <w:sz w:val="26"/>
+          <w:szCs w:val="26"/>
+          <w:lang w:val="fr-BE"/>
+        </w:rPr>
+        <w:t xml:space="preserve"> = l’erreur vient de l’utilisateur mais celui-ci ne s’en rend pas compte</w:t>
       </w:r>
       <w:bookmarkEnd w:id="4"/>
     </w:p>
@@ -2525,8 +2755,18 @@
           <w:szCs w:val="26"/>
           <w:lang w:val="fr-BE"/>
         </w:rPr>
-        <w:t>Utilisation de TypeScript</w:t>
+        <w:t xml:space="preserve">Utilisation de </w:t>
       </w:r>
+      <w:proofErr w:type="spellStart"/>
+      <w:r>
+        <w:rPr>
+          <w:sz w:val="26"/>
+          <w:szCs w:val="26"/>
+          <w:lang w:val="fr-BE"/>
+        </w:rPr>
+        <w:t>TypeScript</w:t>
+      </w:r>
+      <w:proofErr w:type="spellEnd"/>
     </w:p>
     <w:p>
       <w:pPr>
@@ -2539,13 +2779,59 @@
           <w:lang w:val="fr-BE"/>
         </w:rPr>
       </w:pPr>
+      <w:proofErr w:type="spellStart"/>
       <w:r>
         <w:rPr>
           <w:sz w:val="26"/>
           <w:szCs w:val="26"/>
           <w:lang w:val="fr-BE"/>
         </w:rPr>
-        <w:t>Dark Theme peut être amélioré côté ant design</w:t>
+        <w:t>Dark</w:t>
+      </w:r>
+      <w:proofErr w:type="spellEnd"/>
+      <w:r>
+        <w:rPr>
+          <w:sz w:val="26"/>
+          <w:szCs w:val="26"/>
+          <w:lang w:val="fr-BE"/>
+        </w:rPr>
+        <w:t xml:space="preserve"> </w:t>
+      </w:r>
+      <w:proofErr w:type="spellStart"/>
+      <w:r>
+        <w:rPr>
+          <w:sz w:val="26"/>
+          <w:szCs w:val="26"/>
+          <w:lang w:val="fr-BE"/>
+        </w:rPr>
+        <w:t>Theme</w:t>
+      </w:r>
+      <w:proofErr w:type="spellEnd"/>
+      <w:r>
+        <w:rPr>
+          <w:sz w:val="26"/>
+          <w:szCs w:val="26"/>
+          <w:lang w:val="fr-BE"/>
+        </w:rPr>
+        <w:t xml:space="preserve"> peut être amélioré côté </w:t>
+      </w:r>
+      <w:proofErr w:type="spellStart"/>
+      <w:r>
+        <w:rPr>
+          <w:sz w:val="26"/>
+          <w:szCs w:val="26"/>
+          <w:lang w:val="fr-BE"/>
+        </w:rPr>
+        <w:t>ant</w:t>
+      </w:r>
+      <w:proofErr w:type="spellEnd"/>
+      <w:r>
+        <w:rPr>
+          <w:sz w:val="26"/>
+          <w:szCs w:val="26"/>
+          <w:lang w:val="fr-BE"/>
+        </w:rPr>
+        <w:t xml:space="preserve"> design</w:t>
       </w:r>
     </w:p>
     <w:p>
@@ -2565,7 +2851,25 @@
           <w:szCs w:val="26"/>
           <w:lang w:val="fr-BE"/>
         </w:rPr>
-        <w:t xml:space="preserve">Fichier .env pour le chemin d’accès de base </w:t>
+        <w:t>Fichier .</w:t>
+      </w:r>
+      <w:proofErr w:type="spellStart"/>
+      <w:r>
+        <w:rPr>
+          <w:sz w:val="26"/>
+          <w:szCs w:val="26"/>
+          <w:lang w:val="fr-BE"/>
+        </w:rPr>
+        <w:t>env</w:t>
+      </w:r>
+      <w:proofErr w:type="spellEnd"/>
+      <w:r>
+        <w:rPr>
+          <w:sz w:val="26"/>
+          <w:szCs w:val="26"/>
+          <w:lang w:val="fr-BE"/>
+        </w:rPr>
+        <w:t xml:space="preserve"> pour le chemin d’accès de base </w:t>
       </w:r>
       <w:r>
         <w:rPr>
@@ -2630,7 +2934,7 @@
       <w:pPr>
         <w:pStyle w:val="Heading1"/>
       </w:pPr>
-      <w:bookmarkStart w:id="5" w:name="_Toc185585226"/>
+      <w:bookmarkStart w:id="5" w:name="_Toc185607437"/>
       <w:r>
         <w:lastRenderedPageBreak/>
         <w:t>Modification du schéma de base de données</w:t>

--- a/Client Web/Développement de client Web avancé - SmartCity.docx
+++ b/Client Web/Développement de client Web avancé - SmartCity.docx
@@ -501,7 +501,7 @@
               </wp:anchor>
             </w:drawing>
           </mc:Choice>
-          <mc:Fallback xmlns:w16du="http://schemas.microsoft.com/office/word/2023/wordml/word16du" xmlns:oel="http://schemas.microsoft.com/office/2019/extlst">
+          <mc:Fallback xmlns:oel="http://schemas.microsoft.com/office/2019/extlst" xmlns:w16du="http://schemas.microsoft.com/office/word/2023/wordml/word16du">
             <w:pict>
               <v:group w14:anchorId="7E4E8AC4" id="Groupe 3" o:spid="_x0000_s1026" style="position:absolute;margin-left:-73.8pt;margin-top:-73.8pt;width:615pt;height:83.4pt;rotation:180;z-index:251660288;mso-width-relative:margin;mso-height-relative:margin" coordorigin=",16240" coordsize="75596,15749" o:gfxdata="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">
                 <v:shape id="Rectangle 26" o:spid="_x0000_s1027" style="position:absolute;top:20772;width:75596;height:11063;visibility:visible;mso-wrap-style:square;v-text-anchor:middle" coordsize="7559883,1934355" o:gfxdata="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" path="m,701227c587829,573090,933145,739067,1225154,878039v586791,266069,1269349,887391,2332919,822448c5264988,1508883,6226881,333087,7559883,r-2805,1934355l,1934355,,701227xe" fillcolor="#d8d8d8 [2732]" stroked="f" strokeweight="1pt">
@@ -1235,7 +1235,7 @@
               </wp:anchor>
             </w:drawing>
           </mc:Choice>
-          <mc:Fallback xmlns:w16du="http://schemas.microsoft.com/office/word/2023/wordml/word16du" xmlns:oel="http://schemas.microsoft.com/office/2019/extlst">
+          <mc:Fallback xmlns:oel="http://schemas.microsoft.com/office/2019/extlst" xmlns:w16du="http://schemas.microsoft.com/office/word/2023/wordml/word16du">
             <w:pict>
               <v:group w14:anchorId="56E3AE5C" id="Groupe 3" o:spid="_x0000_s1026" style="position:absolute;margin-left:-73.8pt;margin-top:37.9pt;width:615pt;height:169.4pt;z-index:251659264;mso-width-relative:margin;mso-height-relative:margin" coordsize="75598,31989" o:gfxdata="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">
                 <v:shape id="Rectangle 26" o:spid="_x0000_s1027" style="position:absolute;top:12492;width:75598;height:19343;visibility:visible;mso-wrap-style:square;v-text-anchor:middle" coordsize="7559883,1934355" o:gfxdata="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" path="m,701227c587829,573090,933145,739067,1225154,878039v586791,266069,1269349,887391,2332919,822448c5264988,1508883,6226881,333087,7559883,r-2805,1934355l,1934355,,701227xe" fillcolor="#d8d8d8 [2732]" stroked="f" strokeweight="1pt">
@@ -1610,7 +1610,7 @@
         </w:sectPr>
       </w:pPr>
     </w:p>
-    <w:bookmarkStart w:id="0" w:name="_Toc185607433" w:displacedByCustomXml="next"/>
+    <w:bookmarkStart w:id="0" w:name="_Toc185623483" w:displacedByCustomXml="next"/>
     <w:sdt>
       <w:sdtPr>
         <w:rPr>
@@ -1688,7 +1688,7 @@
             </w:rPr>
             <w:fldChar w:fldCharType="separate"/>
           </w:r>
-          <w:hyperlink w:anchor="_Toc185607433" w:history="1">
+          <w:hyperlink w:anchor="_Toc185623483" w:history="1">
             <w:r>
               <w:rPr>
                 <w:rStyle w:val="Hyperlink"/>
@@ -1715,7 +1715,7 @@
                 <w:noProof/>
                 <w:webHidden/>
               </w:rPr>
-              <w:instrText xml:space="preserve"> PAGEREF _Toc185607433 \h </w:instrText>
+              <w:instrText xml:space="preserve"> PAGEREF _Toc185623483 \h </w:instrText>
             </w:r>
             <w:r>
               <w:rPr>
@@ -1766,7 +1766,7 @@
               <w14:ligatures w14:val="none"/>
             </w:rPr>
           </w:pPr>
-          <w:hyperlink w:anchor="_Toc185607434" w:history="1">
+          <w:hyperlink w:anchor="_Toc185623484" w:history="1">
             <w:r>
               <w:rPr>
                 <w:rStyle w:val="Hyperlink"/>
@@ -1815,7 +1815,7 @@
                 <w:noProof/>
                 <w:webHidden/>
               </w:rPr>
-              <w:instrText xml:space="preserve"> PAGEREF _Toc185607434 \h </w:instrText>
+              <w:instrText xml:space="preserve"> PAGEREF _Toc185623484 \h </w:instrText>
             </w:r>
             <w:r>
               <w:rPr>
@@ -1866,7 +1866,7 @@
               <w14:ligatures w14:val="none"/>
             </w:rPr>
           </w:pPr>
-          <w:hyperlink w:anchor="_Toc185607435" w:history="1">
+          <w:hyperlink w:anchor="_Toc185623485" w:history="1">
             <w:r>
               <w:rPr>
                 <w:rStyle w:val="Hyperlink"/>
@@ -1915,7 +1915,7 @@
                 <w:noProof/>
                 <w:webHidden/>
               </w:rPr>
-              <w:instrText xml:space="preserve"> PAGEREF _Toc185607435 \h </w:instrText>
+              <w:instrText xml:space="preserve"> PAGEREF _Toc185623485 \h </w:instrText>
             </w:r>
             <w:r>
               <w:rPr>
@@ -1966,7 +1966,7 @@
               <w14:ligatures w14:val="none"/>
             </w:rPr>
           </w:pPr>
-          <w:hyperlink w:anchor="_Toc185607436" w:history="1">
+          <w:hyperlink w:anchor="_Toc185623486" w:history="1">
             <w:r>
               <w:rPr>
                 <w:rStyle w:val="Hyperlink"/>
@@ -2015,7 +2015,7 @@
                 <w:noProof/>
                 <w:webHidden/>
               </w:rPr>
-              <w:instrText xml:space="preserve"> PAGEREF _Toc185607436 \h </w:instrText>
+              <w:instrText xml:space="preserve"> PAGEREF _Toc185623486 \h </w:instrText>
             </w:r>
             <w:r>
               <w:rPr>
@@ -2066,13 +2066,113 @@
               <w14:ligatures w14:val="none"/>
             </w:rPr>
           </w:pPr>
-          <w:hyperlink w:anchor="_Toc185607437" w:history="1">
+          <w:hyperlink w:anchor="_Toc185623487" w:history="1">
             <w:r>
               <w:rPr>
                 <w:rStyle w:val="Hyperlink"/>
                 <w:noProof/>
               </w:rPr>
               <w:t>4.</w:t>
+            </w:r>
+            <w:r>
+              <w:rPr>
+                <w:rFonts w:cstheme="minorBidi"/>
+                <w:b w:val="0"/>
+                <w:bCs w:val="0"/>
+                <w:caps w:val="0"/>
+                <w:noProof/>
+                <w:kern w:val="0"/>
+                <w:sz w:val="22"/>
+                <w:szCs w:val="22"/>
+                <w:lang w:val="fr-BE" w:eastAsia="fr-BE"/>
+                <w14:ligatures w14:val="none"/>
+              </w:rPr>
+              <w:tab/>
+            </w:r>
+            <w:r>
+              <w:rPr>
+                <w:rStyle w:val="Hyperlink"/>
+                <w:noProof/>
+              </w:rPr>
+              <w:t>Bonus</w:t>
+            </w:r>
+            <w:r>
+              <w:rPr>
+                <w:noProof/>
+                <w:webHidden/>
+              </w:rPr>
+              <w:tab/>
+            </w:r>
+            <w:r>
+              <w:rPr>
+                <w:noProof/>
+                <w:webHidden/>
+              </w:rPr>
+              <w:fldChar w:fldCharType="begin"/>
+            </w:r>
+            <w:r>
+              <w:rPr>
+                <w:noProof/>
+                <w:webHidden/>
+              </w:rPr>
+              <w:instrText xml:space="preserve"> PAGEREF _Toc185623487 \h </w:instrText>
+            </w:r>
+            <w:r>
+              <w:rPr>
+                <w:noProof/>
+                <w:webHidden/>
+              </w:rPr>
+            </w:r>
+            <w:r>
+              <w:rPr>
+                <w:noProof/>
+                <w:webHidden/>
+              </w:rPr>
+              <w:fldChar w:fldCharType="separate"/>
+            </w:r>
+            <w:r>
+              <w:rPr>
+                <w:noProof/>
+                <w:webHidden/>
+              </w:rPr>
+              <w:t>2</w:t>
+            </w:r>
+            <w:r>
+              <w:rPr>
+                <w:noProof/>
+                <w:webHidden/>
+              </w:rPr>
+              <w:fldChar w:fldCharType="end"/>
+            </w:r>
+          </w:hyperlink>
+        </w:p>
+        <w:p>
+          <w:pPr>
+            <w:pStyle w:val="TOC1"/>
+            <w:tabs>
+              <w:tab w:val="left" w:pos="440"/>
+              <w:tab w:val="right" w:leader="dot" w:pos="9350"/>
+            </w:tabs>
+            <w:rPr>
+              <w:rFonts w:cstheme="minorBidi"/>
+              <w:b w:val="0"/>
+              <w:bCs w:val="0"/>
+              <w:caps w:val="0"/>
+              <w:noProof/>
+              <w:kern w:val="0"/>
+              <w:sz w:val="22"/>
+              <w:szCs w:val="22"/>
+              <w:lang w:val="fr-BE" w:eastAsia="fr-BE"/>
+              <w14:ligatures w14:val="none"/>
+            </w:rPr>
+          </w:pPr>
+          <w:hyperlink w:anchor="_Toc185623488" w:history="1">
+            <w:r>
+              <w:rPr>
+                <w:rStyle w:val="Hyperlink"/>
+                <w:noProof/>
+              </w:rPr>
+              <w:t>5.</w:t>
             </w:r>
             <w:r>
               <w:rPr>
@@ -2115,7 +2215,7 @@
                 <w:noProof/>
                 <w:webHidden/>
               </w:rPr>
-              <w:instrText xml:space="preserve"> PAGEREF _Toc185607437 \h </w:instrText>
+              <w:instrText xml:space="preserve"> PAGEREF _Toc185623488 \h </w:instrText>
             </w:r>
             <w:r>
               <w:rPr>
@@ -2179,7 +2279,7 @@
       <w:pPr>
         <w:pStyle w:val="Heading1"/>
       </w:pPr>
-      <w:bookmarkStart w:id="1" w:name="_Toc185607434"/>
+      <w:bookmarkStart w:id="1" w:name="_Toc185623484"/>
       <w:r>
         <w:lastRenderedPageBreak/>
         <w:t>Points forts</w:t>
@@ -2306,28 +2406,6 @@
           <w:lang w:val="fr-BE"/>
         </w:rPr>
       </w:pPr>
-      <w:r>
-        <w:rPr>
-          <w:sz w:val="26"/>
-          <w:szCs w:val="26"/>
-          <w:lang w:val="fr-BE"/>
-        </w:rPr>
-        <w:t>Multi-langues</w:t>
-      </w:r>
-    </w:p>
-    <w:p>
-      <w:pPr>
-        <w:pStyle w:val="ListParagraph"/>
-        <w:numPr>
-          <w:ilvl w:val="0"/>
-          <w:numId w:val="34"/>
-        </w:numPr>
-        <w:rPr>
-          <w:sz w:val="26"/>
-          <w:szCs w:val="26"/>
-          <w:lang w:val="fr-BE"/>
-        </w:rPr>
-      </w:pPr>
       <w:proofErr w:type="spellStart"/>
       <w:r>
         <w:rPr>
@@ -2368,7 +2446,7 @@
       <w:pPr>
         <w:pStyle w:val="Heading1"/>
       </w:pPr>
-      <w:bookmarkStart w:id="2" w:name="_Toc185607435"/>
+      <w:bookmarkStart w:id="2" w:name="_Toc185623485"/>
       <w:r>
         <w:t>Points faibles</w:t>
       </w:r>
@@ -2573,9 +2651,16 @@
     </w:p>
     <w:p>
       <w:pPr>
+        <w:rPr>
+          <w:lang w:val="fr-BE"/>
+        </w:rPr>
+      </w:pPr>
+    </w:p>
+    <w:p>
+      <w:pPr>
         <w:pStyle w:val="Heading1"/>
       </w:pPr>
-      <w:bookmarkStart w:id="3" w:name="_Toc185607436"/>
+      <w:bookmarkStart w:id="3" w:name="_Toc185623486"/>
       <w:r>
         <w:t>Améliorations possibles</w:t>
       </w:r>
@@ -2890,10 +2975,51 @@
     </w:p>
     <w:p>
       <w:pPr>
-        <w:rPr>
-          <w:lang w:val="fr-BE"/>
-        </w:rPr>
-      </w:pPr>
+        <w:pStyle w:val="ListParagraph"/>
+        <w:numPr>
+          <w:ilvl w:val="0"/>
+          <w:numId w:val="34"/>
+        </w:numPr>
+        <w:rPr>
+          <w:lang w:val="fr-BE"/>
+        </w:rPr>
+      </w:pPr>
+      <w:r>
+        <w:rPr>
+          <w:sz w:val="26"/>
+          <w:szCs w:val="26"/>
+          <w:lang w:val="fr-BE"/>
+        </w:rPr>
+        <w:t>Indiquer « </w:t>
+      </w:r>
+      <w:proofErr w:type="spellStart"/>
+      <w:r>
+        <w:rPr>
+          <w:sz w:val="26"/>
+          <w:szCs w:val="26"/>
+          <w:lang w:val="fr-BE"/>
+        </w:rPr>
+        <w:t>null</w:t>
+      </w:r>
+      <w:proofErr w:type="spellEnd"/>
+      <w:r>
+        <w:rPr>
+          <w:sz w:val="26"/>
+          <w:szCs w:val="26"/>
+          <w:lang w:val="fr-BE"/>
+        </w:rPr>
+        <w:t xml:space="preserve"> » ou « / » dans les cases où les valeurs sont </w:t>
+      </w:r>
+      <w:proofErr w:type="spellStart"/>
+      <w:r>
+        <w:rPr>
+          <w:sz w:val="26"/>
+          <w:szCs w:val="26"/>
+          <w:lang w:val="fr-BE"/>
+        </w:rPr>
+        <w:t>null</w:t>
+      </w:r>
+      <w:proofErr w:type="spellEnd"/>
     </w:p>
     <w:p>
       <w:pPr>
@@ -2904,10 +3030,13 @@
     </w:p>
     <w:p>
       <w:pPr>
-        <w:rPr>
-          <w:lang w:val="fr-BE"/>
-        </w:rPr>
-      </w:pPr>
+        <w:pStyle w:val="Heading1"/>
+      </w:pPr>
+      <w:bookmarkStart w:id="5" w:name="_Toc185623487"/>
+      <w:r>
+        <w:t>Bonus</w:t>
+      </w:r>
+      <w:bookmarkEnd w:id="5"/>
     </w:p>
     <w:p>
       <w:pPr>
@@ -2918,10 +3047,23 @@
     </w:p>
     <w:p>
       <w:pPr>
-        <w:rPr>
-          <w:lang w:val="fr-BE"/>
-        </w:rPr>
-      </w:pPr>
+        <w:pStyle w:val="ListParagraph"/>
+        <w:numPr>
+          <w:ilvl w:val="0"/>
+          <w:numId w:val="34"/>
+        </w:numPr>
+        <w:rPr>
+          <w:lang w:val="fr-BE"/>
+        </w:rPr>
+      </w:pPr>
+      <w:r>
+        <w:rPr>
+          <w:sz w:val="26"/>
+          <w:szCs w:val="26"/>
+          <w:lang w:val="fr-BE"/>
+        </w:rPr>
+        <w:t>Multi-langues</w:t>
+      </w:r>
     </w:p>
     <w:p>
       <w:pPr>
@@ -2934,12 +3076,12 @@
       <w:pPr>
         <w:pStyle w:val="Heading1"/>
       </w:pPr>
-      <w:bookmarkStart w:id="5" w:name="_Toc185607437"/>
+      <w:bookmarkStart w:id="6" w:name="_Toc185623488"/>
       <w:r>
         <w:lastRenderedPageBreak/>
         <w:t>Modification du schéma de base de données</w:t>
       </w:r>
-      <w:bookmarkEnd w:id="5"/>
+      <w:bookmarkEnd w:id="6"/>
     </w:p>
     <w:p>
       <w:pPr>
@@ -7914,7 +8056,7 @@
   <w:style w:type="paragraph" w:default="1" w:styleId="Normal">
     <w:name w:val="Normal"/>
     <w:qFormat/>
-    <w:rsid w:val="002738A6"/>
+    <w:rsid w:val="00646C32"/>
     <w:pPr>
       <w:jc w:val="both"/>
     </w:pPr>
